--- a/Word_Normal_Doc_1.docx
+++ b/Word_Normal_Doc_1.docx
@@ -14,7 +14,7 @@
       <w:r>
         <w:drawing>
           <wp:inline xmlns:a="http://schemas.openxmlformats.org/drawingml/2006/main" xmlns:pic="http://schemas.openxmlformats.org/drawingml/2006/picture">
-            <wp:extent cx="12395200" cy="17170400"/>
+            <wp:extent cx="4320000" cy="5984262"/>
             <wp:docPr id="1" name="Picture 1"/>
             <wp:cNvGraphicFramePr>
               <a:graphicFrameLocks noChangeAspect="1"/>
@@ -35,7 +35,7 @@
                   <pic:spPr>
                     <a:xfrm>
                       <a:off x="0" y="0"/>
-                      <a:ext cx="12395200" cy="17170400"/>
+                      <a:ext cx="4320000" cy="5984262"/>
                     </a:xfrm>
                     <a:prstGeom prst="rect"/>
                   </pic:spPr>

--- a/Word_Normal_Doc_1.docx
+++ b/Word_Normal_Doc_1.docx
@@ -7,14 +7,79 @@
         <w:pStyle w:val="Heading1"/>
       </w:pPr>
       <w:r>
-        <w:t>Normal Passport Document - 1</w:t>
+        <w:t>Application Form - 2393</w:t>
+      </w:r>
+    </w:p>
+    <w:p>
+      <w:r>
+        <w:t>Applicant submitted the passport copy for identity verification.</w:t>
+      </w:r>
+    </w:p>
+    <w:tbl>
+      <w:tblPr>
+        <w:tblW w:type="auto" w:w="0"/>
+        <w:tblLook w:firstColumn="1" w:firstRow="1" w:lastColumn="0" w:lastRow="0" w:noHBand="0" w:noVBand="1" w:val="04A0"/>
+      </w:tblPr>
+      <w:tblGrid>
+        <w:gridCol w:w="4320"/>
+        <w:gridCol w:w="4320"/>
+      </w:tblGrid>
+      <w:tr>
+        <w:tc>
+          <w:tcPr>
+            <w:tcW w:type="dxa" w:w="4320"/>
+          </w:tcPr>
+          <w:p>
+            <w:r>
+              <w:t>Client ID</w:t>
+            </w:r>
+          </w:p>
+        </w:tc>
+        <w:tc>
+          <w:tcPr>
+            <w:tcW w:type="dxa" w:w="4320"/>
+          </w:tcPr>
+          <w:p>
+            <w:r>
+              <w:t>245646</w:t>
+            </w:r>
+          </w:p>
+        </w:tc>
+      </w:tr>
+      <w:tr>
+        <w:tc>
+          <w:tcPr>
+            <w:tcW w:type="dxa" w:w="4320"/>
+          </w:tcPr>
+          <w:p>
+            <w:r>
+              <w:t>Validation Status</w:t>
+            </w:r>
+          </w:p>
+        </w:tc>
+        <w:tc>
+          <w:tcPr>
+            <w:tcW w:type="dxa" w:w="4320"/>
+          </w:tcPr>
+          <w:p>
+            <w:r>
+              <w:t>Pending</w:t>
+            </w:r>
+          </w:p>
+        </w:tc>
+      </w:tr>
+    </w:tbl>
+    <w:p/>
+    <w:p>
+      <w:r>
+        <w:t>--- DOCUMENT SCAN BEGINS ---</w:t>
       </w:r>
     </w:p>
     <w:p>
       <w:r>
         <w:drawing>
           <wp:inline xmlns:a="http://schemas.openxmlformats.org/drawingml/2006/main" xmlns:pic="http://schemas.openxmlformats.org/drawingml/2006/picture">
-            <wp:extent cx="4320000" cy="5984262"/>
+            <wp:extent cx="4189907" cy="5804052"/>
             <wp:docPr id="1" name="Picture 1"/>
             <wp:cNvGraphicFramePr>
               <a:graphicFrameLocks noChangeAspect="1"/>
@@ -35,7 +100,7 @@
                   <pic:spPr>
                     <a:xfrm>
                       <a:off x="0" y="0"/>
-                      <a:ext cx="4320000" cy="5984262"/>
+                      <a:ext cx="4189907" cy="5804052"/>
                     </a:xfrm>
                     <a:prstGeom prst="rect"/>
                   </pic:spPr>
@@ -44,6 +109,16 @@
             </a:graphic>
           </wp:inline>
         </w:drawing>
+      </w:r>
+    </w:p>
+    <w:p>
+      <w:r>
+        <w:t>--- DOCUMENT SCAN ENDS ---</w:t>
+      </w:r>
+    </w:p>
+    <w:p>
+      <w:r>
+        <w:t>Please ensure all data points are extracted properly by the OCR engine.</w:t>
       </w:r>
     </w:p>
     <w:sectPr>

--- a/Word_Normal_Doc_1.docx
+++ b/Word_Normal_Doc_1.docx
@@ -7,12 +7,12 @@
         <w:pStyle w:val="Heading1"/>
       </w:pPr>
       <w:r>
-        <w:t>Application Form - 2393</w:t>
+        <w:t>Application Form - 3338</w:t>
       </w:r>
     </w:p>
     <w:p>
       <w:r>
-        <w:t>Applicant submitted the passport copy for identity verification.</w:t>
+        <w:t>Verify the extracted fields from the image below against the database.</w:t>
       </w:r>
     </w:p>
     <w:tbl>
@@ -41,7 +41,7 @@
           </w:tcPr>
           <w:p>
             <w:r>
-              <w:t>245646</w:t>
+              <w:t>315213</w:t>
             </w:r>
           </w:p>
         </w:tc>
@@ -76,10 +76,13 @@
       </w:r>
     </w:p>
     <w:p>
+      <w:pPr>
+        <w:jc w:val="center"/>
+      </w:pPr>
       <w:r>
         <w:drawing>
           <wp:inline xmlns:a="http://schemas.openxmlformats.org/drawingml/2006/main" xmlns:pic="http://schemas.openxmlformats.org/drawingml/2006/picture">
-            <wp:extent cx="4189907" cy="5804052"/>
+            <wp:extent cx="4154391" cy="5754853"/>
             <wp:docPr id="1" name="Picture 1"/>
             <wp:cNvGraphicFramePr>
               <a:graphicFrameLocks noChangeAspect="1"/>
@@ -88,7 +91,7 @@
               <a:graphicData uri="http://schemas.openxmlformats.org/drawingml/2006/picture">
                 <pic:pic>
                   <pic:nvPicPr>
-                    <pic:cNvPr id="0" name="passport2.jpg"/>
+                    <pic:cNvPr id="0" name="image.jpg"/>
                     <pic:cNvPicPr/>
                   </pic:nvPicPr>
                   <pic:blipFill>
@@ -100,7 +103,7 @@
                   <pic:spPr>
                     <a:xfrm>
                       <a:off x="0" y="0"/>
-                      <a:ext cx="4189907" cy="5804052"/>
+                      <a:ext cx="4154391" cy="5754853"/>
                     </a:xfrm>
                     <a:prstGeom prst="rect"/>
                   </pic:spPr>

--- a/Word_Normal_Doc_1.docx
+++ b/Word_Normal_Doc_1.docx
@@ -7,69 +7,89 @@
         <w:pStyle w:val="Heading1"/>
       </w:pPr>
       <w:r>
-        <w:t>Application Form - 3526</w:t>
+        <w:t>Application Form - 8697</w:t>
       </w:r>
     </w:p>
     <w:p>
       <w:r>
-        <w:t>Verify the extracted fields from the image below against the database.</w:t>
+        <w:t>Image data system scan feature layer data pixel system document. System network accuracy accuracy data model network resolution data. Process matrix accuracy process scan resolution image. Output matrix accuracy accuracy resolution image process layer pixel feature data.</w:t>
       </w:r>
     </w:p>
-    <w:tbl>
-      <w:tblPr>
-        <w:tblW w:type="auto" w:w="0"/>
-        <w:tblLook w:firstColumn="1" w:firstRow="1" w:lastColumn="0" w:lastRow="0" w:noHBand="0" w:noVBand="1" w:val="04A0"/>
-      </w:tblPr>
-      <w:tblGrid>
-        <w:gridCol w:w="4320"/>
-        <w:gridCol w:w="4320"/>
-      </w:tblGrid>
-      <w:tr>
-        <w:tc>
-          <w:tcPr>
-            <w:tcW w:type="dxa" w:w="4320"/>
-          </w:tcPr>
-          <w:p>
-            <w:r>
-              <w:t>Client ID</w:t>
-            </w:r>
-          </w:p>
-        </w:tc>
-        <w:tc>
-          <w:tcPr>
-            <w:tcW w:type="dxa" w:w="4320"/>
-          </w:tcPr>
-          <w:p>
-            <w:r>
-              <w:t>966591</w:t>
-            </w:r>
-          </w:p>
-        </w:tc>
-      </w:tr>
-      <w:tr>
-        <w:tc>
-          <w:tcPr>
-            <w:tcW w:type="dxa" w:w="4320"/>
-          </w:tcPr>
-          <w:p>
-            <w:r>
-              <w:t>Validation Status</w:t>
-            </w:r>
-          </w:p>
-        </w:tc>
-        <w:tc>
-          <w:tcPr>
-            <w:tcW w:type="dxa" w:w="4320"/>
-          </w:tcPr>
-          <w:p>
-            <w:r>
-              <w:t>Pending</w:t>
-            </w:r>
-          </w:p>
-        </w:tc>
-      </w:tr>
-    </w:tbl>
-    <w:p/>
+    <w:p>
+      <w:r>
+        <w:t>Validation feature data analysis layer model validation system. Process feature matrix accuracy document data validation output process matrix network. System document data report resolution accuracy scan. Validation output system layer layer resolution document system matrix.</w:t>
+      </w:r>
+    </w:p>
+    <w:p>
+      <w:r>
+        <w:t>Accuracy process accuracy data feature analysis resolution model model validation. Report feature analysis report system image system pixel process accuracy analysis. Image layer output feature feature system validation validation analysis layer accuracy. Process report matrix output analysis model validation pixel. Network report process image matrix network matrix document analysis matrix feature.</w:t>
+      </w:r>
+    </w:p>
+    <w:p>
+      <w:r>
+        <w:t>Image data data system analysis document network. Document pixel layer system accuracy system model. System layer pixel matrix output resolution image layer document network output. Matrix analysis scan output network system validation system. Data output output resolution matrix feature model model scan. Matrix matrix output layer matrix resolution image.</w:t>
+      </w:r>
+    </w:p>
+    <w:p>
+      <w:r>
+        <w:t>Analysis output report scan matrix process matrix document output. Data output layer matrix matrix model output. Scan analysis document process scan feature document feature document. Pixel system process data validation feature process image document.</w:t>
+      </w:r>
+    </w:p>
+    <w:p>
+      <w:r>
+        <w:t>Layer matrix report data layer report validation pixel resolution analysis pixel process. Pixel pixel layer resolution process validation matrix. Data model report model report document document system pixel accuracy. Matrix analysis document process analysis analysis feature image feature pixel data. Image report data resolution matrix accuracy layer analysis.</w:t>
+      </w:r>
+    </w:p>
+    <w:p>
+      <w:r>
+        <w:t>Process matrix pixel network report pixel report network layer validation. Output data matrix image model output document. System system scan output validation output resolution analysis network. Pixel system validation process feature model model image data report pixel matrix.</w:t>
+      </w:r>
+    </w:p>
+    <w:p>
+      <w:r>
+        <w:t>Validation matrix document layer feature report resolution process report feature image layer. Model resolution matrix resolution report accuracy model. Validation model report resolution pixel feature data matrix network scan network process. Document matrix layer image accuracy image process matrix data. Scan accuracy feature analysis matrix accuracy report matrix resolution feature layer document.</w:t>
+      </w:r>
+    </w:p>
+    <w:p>
+      <w:r>
+        <w:t>Model output network model matrix image scan report system. Network pixel report network pixel resolution feature analysis document network. Report model feature image layer analysis matrix image report pixel. Pixel image layer network system output validation matrix. Resolution process model model pixel scan system resolution resolution output report feature. Image scan document network accuracy feature image analysis scan data.</w:t>
+      </w:r>
+    </w:p>
+    <w:p>
+      <w:r>
+        <w:t>Analysis system model analysis system image system analysis. Process report pixel scan accuracy scan model. Output system image resolution validation model data feature. Scan validation process feature data accuracy accuracy process system. System resolution pixel output feature pixel model. Layer network scan model analysis scan layer.</w:t>
+      </w:r>
+    </w:p>
+    <w:p>
+      <w:r>
+        <w:t>Feature pixel output feature document feature resolution accuracy layer. Layer model output model pixel layer model validation model network analysis document. Validation document report matrix network data system report.</w:t>
+      </w:r>
+    </w:p>
+    <w:p>
+      <w:r>
+        <w:t>Pixel accuracy network validation feature validation document. System process scan report validation process validation analysis resolution process. Process pixel validation model model data process resolution model. Feature analysis system pixel process document output layer. Matrix report output accuracy process matrix system. Resolution analysis resolution matrix analysis network data process document resolution document model.</w:t>
+      </w:r>
+    </w:p>
+    <w:p>
+      <w:r>
+        <w:t>Report validation document analysis accuracy resolution analysis network analysis. Model scan analysis feature resolution validation resolution resolution. Data network output pixel model pixel system layer pixel accuracy output. System image model scan matrix system layer accuracy scan system output accuracy. Process model output model accuracy system process process process.</w:t>
+      </w:r>
+    </w:p>
+    <w:p>
+      <w:r>
+        <w:t>Layer output feature network scan document model data pixel. Matrix feature scan image layer feature image analysis network network matrix layer. Image model scan resolution scan validation data accuracy document process pixel. Feature image report validation accuracy scan output data report document validation.</w:t>
+      </w:r>
+    </w:p>
+    <w:p>
+      <w:r>
+        <w:t>Data document network image document validation report layer accuracy. Pixel scan resolution output data model accuracy. Matrix output report output output feature accuracy. Layer output report layer model accuracy matrix model analysis pixel.</w:t>
+      </w:r>
+    </w:p>
+    <w:p>
+      <w:r>
+        <w:t>Scan model feature accuracy report image matrix process image feature document. Accuracy process analysis resolution analysis process matrix analysis layer output layer. Output scan analysis system process process report feature accuracy.</w:t>
+      </w:r>
+    </w:p>
     <w:p>
       <w:r>
         <w:t>--- DOCUMENT SCAN BEGINS ---</w:t>
@@ -82,7 +102,7 @@
       <w:r>
         <w:drawing>
           <wp:inline xmlns:a="http://schemas.openxmlformats.org/drawingml/2006/main" xmlns:pic="http://schemas.openxmlformats.org/drawingml/2006/picture">
-            <wp:extent cx="3481337" cy="4822508"/>
+            <wp:extent cx="3314146" cy="4590907"/>
             <wp:docPr id="1" name="Picture 1"/>
             <wp:cNvGraphicFramePr>
               <a:graphicFrameLocks noChangeAspect="1"/>
@@ -103,7 +123,7 @@
                   <pic:spPr>
                     <a:xfrm>
                       <a:off x="0" y="0"/>
-                      <a:ext cx="3481337" cy="4822508"/>
+                      <a:ext cx="3314146" cy="4590907"/>
                     </a:xfrm>
                     <a:prstGeom prst="rect"/>
                   </pic:spPr>
@@ -121,7 +141,12 @@
     </w:p>
     <w:p>
       <w:r>
-        <w:t>Please ensure all data points are extracted properly by the OCR engine.</w:t>
+        <w:t>Report network image report network scan matrix network feature validation layer accuracy. Validation matrix feature pixel feature report scan process network analysis layer process. Process model analysis system process system system process. Scan output scan network feature output report network data matrix.</w:t>
+      </w:r>
+    </w:p>
+    <w:p>
+      <w:r>
+        <w:t>Analysis model scan accuracy process feature pixel output output accuracy. Document resolution report model network process network system network. Data validation image network pixel accuracy resolution layer. Process data scan report matrix analysis data pixel layer.</w:t>
       </w:r>
     </w:p>
     <w:sectPr>
